--- a/docs/beginner-guides/chapters/20 Nexora administration and access.docx
+++ b/docs/beginner-guides/chapters/20 Nexora administration and access.docx
@@ -22,7 +22,7 @@
     <w:p>
       <w:pPr/>
       <w:r>
-        <w:t>Source snapshot 13 October 2026 at 17:12 UTC</w:t>
+        <w:t>Source snapshot 14 October 2026 at 06:41 UTC</w:t>
       </w:r>
     </w:p>
     <w:p>
@@ -330,7 +330,7 @@
               <w:pStyle w:val="TableBody"/>
             </w:pPr>
             <w:r>
-              <w:t>S0370 AdministrationEndpoints.cs</w:t>
+              <w:t>S0371 AdministrationEndpoints.cs</w:t>
             </w:r>
           </w:p>
         </w:tc>
@@ -395,7 +395,7 @@
               <w:pStyle w:val="TableBody"/>
             </w:pPr>
             <w:r>
-              <w:t>S0373 NexoraRole.cs</w:t>
+              <w:t>S0374 NexoraRole.cs</w:t>
             </w:r>
           </w:p>
         </w:tc>
@@ -458,7 +458,7 @@
         <w:rPr>
           <w:b/>
         </w:rPr>
-        <w:t>Server S0370</w:t>
+        <w:t>Server S0371</w:t>
       </w:r>
     </w:p>
     <w:p>
@@ -481,7 +481,7 @@
         <w:rPr>
           <w:b/>
         </w:rPr>
-        <w:t>Data S0373</w:t>
+        <w:t>Data S0374</w:t>
       </w:r>
     </w:p>
     <w:p>
@@ -638,7 +638,7 @@
         <w:keepNext/>
       </w:pPr>
       <w:r>
-        <w:t>Source reference S0370 backend/src/Modules/Nexora.Modules.Identity/AdministrationEndpoints.cs</w:t>
+        <w:t>Source reference S0371 backend/src/Modules/Nexora.Modules.Identity/AdministrationEndpoints.cs</w:t>
       </w:r>
     </w:p>
     <w:p>
@@ -673,7 +673,7 @@
         <w:keepNext/>
       </w:pPr>
       <w:r>
-        <w:t>Source reference S0373 backend/src/Modules/Nexora.Modules.Identity/Domain/NexoraRole.cs</w:t>
+        <w:t>Source reference S0374 backend/src/Modules/Nexora.Modules.Identity/Domain/NexoraRole.cs</w:t>
       </w:r>
     </w:p>
     <w:p>
